--- a/proyecto Marta.docx
+++ b/proyecto Marta.docx
@@ -5701,15 +5701,7 @@
         <w:ind w:firstLine="720"/>
       </w:pPr>
       <w:r>
-        <w:t xml:space="preserve">Dado el problema del aumento de préstamos en concesión de beca del instituto y la creciente gestión </w:t>
-      </w:r>
-      <w:proofErr w:type="gramStart"/>
-      <w:r>
-        <w:t>del mismo</w:t>
-      </w:r>
-      <w:proofErr w:type="gramEnd"/>
-      <w:r>
-        <w:t xml:space="preserve"> se detecta una necesidad de minimizar costes y tiempos en la gestión de este proceso. El mismo empieza al comienzo del curso en septiembre con la determinación del alumnado que ha sido becado y los libros existentes en depósito del año anterior. Del mismo modo, se deben configurar los datos de los cursos y libros en este periodo. Una vez realizada la configuración el proceso de gestión es tedioso y farragoso, en el que se incluye quedar con los alumnos y firmar el contrato de cesión. Una vez finalizado el curso hay que recuperar estos libros y finalizar la cesión, comprobando que estén bien.</w:t>
+        <w:t>Dado el problema del aumento de préstamos en concesión de beca del instituto y la creciente gestión del mismo se detecta una necesidad de minimizar costes y tiempos en la gestión de este proceso. El mismo empieza al comienzo del curso en septiembre con la determinación del alumnado que ha sido becado y los libros existentes en depósito del año anterior. Del mismo modo, se deben configurar los datos de los cursos y libros en este periodo. Una vez realizada la configuración el proceso de gestión es tedioso y farragoso, en el que se incluye quedar con los alumnos y firmar el contrato de cesión. Una vez finalizado el curso hay que recuperar estos libros y finalizar la cesión, comprobando que estén bien.</w:t>
       </w:r>
     </w:p>
     <w:p/>
@@ -5854,9 +5846,9 @@
       </w:r>
     </w:p>
     <w:p/>
-    <w:bookmarkStart w:id="6" w:name="_Toc170148316" w:displacedByCustomXml="next"/>
+    <w:bookmarkStart w:id="6" w:name="_Toc170148631" w:displacedByCustomXml="next"/>
     <w:bookmarkStart w:id="7" w:name="_Toc49341785" w:displacedByCustomXml="next"/>
-    <w:bookmarkStart w:id="8" w:name="_Toc170148631" w:displacedByCustomXml="next"/>
+    <w:bookmarkStart w:id="8" w:name="_Toc170148316" w:displacedByCustomXml="next"/>
     <w:sdt>
       <w:sdtPr>
         <w:rPr>
@@ -5946,13 +5938,8 @@
         <w:t>Base de datos</w:t>
       </w:r>
       <w:r>
-        <w:t xml:space="preserve"> y programación de </w:t>
-      </w:r>
-      <w:proofErr w:type="gramStart"/>
-      <w:r>
-        <w:t>la misma</w:t>
-      </w:r>
-      <w:proofErr w:type="gramEnd"/>
+        <w:t xml:space="preserve"> y programación de la misma</w:t>
+      </w:r>
       <w:r>
         <w:t xml:space="preserve"> (Access)</w:t>
       </w:r>
@@ -6177,15 +6164,7 @@
         <w:t xml:space="preserve">el registro del préstamo de libros </w:t>
       </w:r>
       <w:r>
-        <w:t xml:space="preserve">de forma segura y eficiente a todas las familias del centro y a la vez mejore la gestión de </w:t>
-      </w:r>
-      <w:proofErr w:type="gramStart"/>
-      <w:r>
-        <w:t>las mismas</w:t>
-      </w:r>
-      <w:proofErr w:type="gramEnd"/>
-      <w:r>
-        <w:t xml:space="preserve"> por parte de </w:t>
+        <w:t xml:space="preserve">de forma segura y eficiente a todas las familias del centro y a la vez mejore la gestión de las mismas por parte de </w:t>
       </w:r>
       <w:r>
         <w:t xml:space="preserve">la </w:t>
@@ -6754,19 +6733,15 @@
                 <w:r>
                   <w:t xml:space="preserve">IDE para desarrollo </w:t>
                 </w:r>
-                <w:proofErr w:type="gramStart"/>
                 <w:r>
                   <w:t>PHP</w:t>
                 </w:r>
                 <w:r>
                   <w:t xml:space="preserve">  (</w:t>
                 </w:r>
-                <w:proofErr w:type="spellStart"/>
-                <w:proofErr w:type="gramEnd"/>
                 <w:r>
                   <w:t>PhpStorm</w:t>
                 </w:r>
-                <w:proofErr w:type="spellEnd"/>
                 <w:r>
                   <w:t>)</w:t>
                 </w:r>
@@ -6858,7 +6833,6 @@
                   </w:rPr>
                   <w:t xml:space="preserve">Bootstrap </w:t>
                 </w:r>
-                <w:proofErr w:type="gramStart"/>
                 <w:r>
                   <w:rPr>
                     <w:lang w:val="en-US"/>
@@ -6869,14 +6843,7 @@
                   <w:rPr>
                     <w:lang w:val="en-US"/>
                   </w:rPr>
-                  <w:t xml:space="preserve"> jQuery</w:t>
-                </w:r>
-                <w:proofErr w:type="gramEnd"/>
-                <w:r>
-                  <w:rPr>
-                    <w:lang w:val="en-US"/>
-                  </w:rPr>
-                  <w:t xml:space="preserve"> 3.</w:t>
+                  <w:t xml:space="preserve"> jQuery 3.</w:t>
                 </w:r>
                 <w:r>
                   <w:rPr>
@@ -6931,13 +6898,8 @@
                 <w:tcW w:w="7477" w:type="dxa"/>
               </w:tcPr>
               <w:p>
-                <w:proofErr w:type="spellStart"/>
                 <w:r>
-                  <w:t>Mysql</w:t>
-                </w:r>
-                <w:proofErr w:type="spellEnd"/>
-                <w:r>
-                  <w:t xml:space="preserve"> </w:t>
+                  <w:t xml:space="preserve">Mysql </w:t>
                 </w:r>
                 <w:r>
                   <w:t>8.2</w:t>
@@ -6946,16 +6908,7 @@
                   <w:t xml:space="preserve"> </w:t>
                 </w:r>
                 <w:r>
-                  <w:t xml:space="preserve">– </w:t>
-                </w:r>
-                <w:proofErr w:type="spellStart"/>
-                <w:proofErr w:type="gramStart"/>
-                <w:r>
-                  <w:t>MariaDB</w:t>
-                </w:r>
-                <w:proofErr w:type="spellEnd"/>
-                <w:r>
-                  <w:t xml:space="preserve"> </w:t>
+                  <w:t xml:space="preserve">– MariaDB </w:t>
                 </w:r>
                 <w:r>
                   <w:t xml:space="preserve"> co</w:t>
@@ -6966,7 +6919,6 @@
                 <w:r>
                   <w:t>patible</w:t>
                 </w:r>
-                <w:proofErr w:type="gramEnd"/>
               </w:p>
             </w:tc>
           </w:tr>
@@ -7056,13 +7008,8 @@
               </w:tcPr>
               <w:p>
                 <w:r>
-                  <w:t xml:space="preserve">Servidor web con </w:t>
+                  <w:t>Servidor web con cpanel</w:t>
                 </w:r>
-                <w:proofErr w:type="spellStart"/>
-                <w:r>
-                  <w:t>cpanel</w:t>
-                </w:r>
-                <w:proofErr w:type="spellEnd"/>
               </w:p>
             </w:tc>
           </w:tr>
@@ -7118,13 +7065,8 @@
               </w:tcPr>
               <w:p>
                 <w:r>
-                  <w:t xml:space="preserve">Servidor web con </w:t>
+                  <w:t>Servidor web con Mysql</w:t>
                 </w:r>
-                <w:proofErr w:type="spellStart"/>
-                <w:r>
-                  <w:t>Mysql</w:t>
-                </w:r>
-                <w:proofErr w:type="spellEnd"/>
                 <w:r>
                   <w:t xml:space="preserve"> </w:t>
                 </w:r>
@@ -7147,15 +7089,7 @@
               </w:tcPr>
               <w:p>
                 <w:r>
-                  <w:t xml:space="preserve">Un usuario de acceso a </w:t>
-                </w:r>
-                <w:proofErr w:type="spellStart"/>
-                <w:r>
-                  <w:t>Mysql</w:t>
-                </w:r>
-                <w:proofErr w:type="spellEnd"/>
-                <w:r>
-                  <w:t xml:space="preserve"> independiente</w:t>
+                  <w:t>Un usuario de acceso a Mysql independiente</w:t>
                 </w:r>
                 <w:r>
                   <w:t xml:space="preserve"> y BBDD propia</w:t>
@@ -7350,11 +7284,9 @@
           <w:r>
             <w:t xml:space="preserve"> la compra del software de desarrollo </w:t>
           </w:r>
-          <w:proofErr w:type="spellStart"/>
           <w:r>
             <w:t>PHPStorm</w:t>
           </w:r>
-          <w:proofErr w:type="spellEnd"/>
           <w:r>
             <w:t xml:space="preserve"> con una licencia profesional.</w:t>
           </w:r>
@@ -7444,13 +7376,8 @@
           <w:pPr>
             <w:ind w:firstLine="720"/>
           </w:pPr>
-          <w:proofErr w:type="gramStart"/>
           <w:r>
-            <w:t>En caso que</w:t>
-          </w:r>
-          <w:proofErr w:type="gramEnd"/>
-          <w:r>
-            <w:t xml:space="preserve"> decidamos proporcionar esta aplicación a otros institutos, se deberá de tener en cuenta este punto</w:t>
+            <w:t>En caso que decidamos proporcionar esta aplicación a otros institutos, se deberá de tener en cuenta este punto</w:t>
           </w:r>
           <w:r>
             <w:t xml:space="preserve"> y realizar un </w:t>
@@ -8129,13 +8056,8 @@
           </w:tcPr>
           <w:p>
             <w:r>
-              <w:t xml:space="preserve">Da acceso al sistema para poder realizar el resto de </w:t>
-            </w:r>
-            <w:proofErr w:type="gramStart"/>
-            <w:r>
-              <w:t>acciones</w:t>
-            </w:r>
-            <w:proofErr w:type="gramEnd"/>
+              <w:t>Da acceso al sistema para poder realizar el resto de acciones</w:t>
+            </w:r>
             <w:r>
               <w:t>.</w:t>
             </w:r>
@@ -8528,35 +8450,7 @@
               <w:rPr>
                 <w:b/>
               </w:rPr>
-              <w:t xml:space="preserve">Cargar la BBDD       </w:t>
-            </w:r>
-            <w:proofErr w:type="spellStart"/>
-            <w:r>
-              <w:rPr>
-                <w:b/>
-              </w:rPr>
-              <w:t>subcaso</w:t>
-            </w:r>
-            <w:proofErr w:type="spellEnd"/>
-            <w:r>
-              <w:rPr>
-                <w:b/>
-              </w:rPr>
-              <w:t xml:space="preserve">: </w:t>
-            </w:r>
-            <w:proofErr w:type="spellStart"/>
-            <w:r>
-              <w:rPr>
-                <w:b/>
-              </w:rPr>
-              <w:t>Gestion</w:t>
-            </w:r>
-            <w:proofErr w:type="spellEnd"/>
-            <w:r>
-              <w:rPr>
-                <w:b/>
-              </w:rPr>
-              <w:t xml:space="preserve"> de errores</w:t>
+              <w:t>Cargar la BBDD       subcaso: Gestion de errores</w:t>
             </w:r>
           </w:p>
         </w:tc>
@@ -8697,14 +8591,12 @@
                 <w:b/>
               </w:rPr>
             </w:pPr>
-            <w:proofErr w:type="spellStart"/>
             <w:r>
               <w:rPr>
                 <w:b/>
               </w:rPr>
               <w:t>logout</w:t>
             </w:r>
-            <w:proofErr w:type="spellEnd"/>
           </w:p>
         </w:tc>
       </w:tr>
@@ -8867,15 +8759,7 @@
           </w:tcPr>
           <w:p>
             <w:r>
-              <w:t xml:space="preserve">Da acceso al sistema para poder realizar el resto de </w:t>
-            </w:r>
-            <w:proofErr w:type="gramStart"/>
-            <w:r>
-              <w:t>acciones</w:t>
-            </w:r>
-            <w:proofErr w:type="gramEnd"/>
-            <w:r>
-              <w:t>.</w:t>
+              <w:t>Da acceso al sistema para poder realizar el resto de acciones.</w:t>
             </w:r>
           </w:p>
         </w:tc>
@@ -9093,19 +8977,11 @@
               </w:rPr>
               <w:t xml:space="preserve">Filtrar </w:t>
             </w:r>
-            <w:proofErr w:type="spellStart"/>
-            <w:r>
-              <w:rPr>
-                <w:b/>
-              </w:rPr>
-              <w:t>subcaso</w:t>
-            </w:r>
-            <w:proofErr w:type="spellEnd"/>
-            <w:r>
-              <w:rPr>
-                <w:b/>
-              </w:rPr>
-              <w:t xml:space="preserve">: </w:t>
+            <w:r>
+              <w:rPr>
+                <w:b/>
+              </w:rPr>
+              <w:t xml:space="preserve">subcaso: </w:t>
             </w:r>
             <w:r>
               <w:rPr>
@@ -9252,19 +9128,11 @@
               </w:rPr>
               <w:t xml:space="preserve">Filtrar </w:t>
             </w:r>
-            <w:proofErr w:type="spellStart"/>
-            <w:r>
-              <w:rPr>
-                <w:b/>
-              </w:rPr>
-              <w:t>subcaso</w:t>
-            </w:r>
-            <w:proofErr w:type="spellEnd"/>
-            <w:r>
-              <w:rPr>
-                <w:b/>
-              </w:rPr>
-              <w:t xml:space="preserve">: </w:t>
+            <w:r>
+              <w:rPr>
+                <w:b/>
+              </w:rPr>
+              <w:t xml:space="preserve">subcaso: </w:t>
             </w:r>
             <w:r>
               <w:rPr>
@@ -9405,14 +9273,12 @@
                 <w:b/>
               </w:rPr>
             </w:pPr>
-            <w:proofErr w:type="spellStart"/>
             <w:r>
               <w:rPr>
                 <w:b/>
               </w:rPr>
               <w:t>logout</w:t>
             </w:r>
-            <w:proofErr w:type="spellEnd"/>
           </w:p>
         </w:tc>
       </w:tr>
@@ -9575,15 +9441,7 @@
           </w:tcPr>
           <w:p>
             <w:r>
-              <w:t xml:space="preserve">Da acceso al sistema para poder realizar el resto de </w:t>
-            </w:r>
-            <w:proofErr w:type="gramStart"/>
-            <w:r>
-              <w:t>acciones</w:t>
-            </w:r>
-            <w:proofErr w:type="gramEnd"/>
-            <w:r>
-              <w:t>.</w:t>
+              <w:t>Da acceso al sistema para poder realizar el resto de acciones.</w:t>
             </w:r>
           </w:p>
         </w:tc>
@@ -9799,21 +9657,7 @@
               <w:rPr>
                 <w:b/>
               </w:rPr>
-              <w:t xml:space="preserve">Buscar alumno </w:t>
-            </w:r>
-            <w:proofErr w:type="spellStart"/>
-            <w:r>
-              <w:rPr>
-                <w:b/>
-              </w:rPr>
-              <w:t>subcaso</w:t>
-            </w:r>
-            <w:proofErr w:type="spellEnd"/>
-            <w:r>
-              <w:rPr>
-                <w:b/>
-              </w:rPr>
-              <w:t>: asignar libros</w:t>
+              <w:t>Buscar alumno subcaso: asignar libros</w:t>
             </w:r>
           </w:p>
         </w:tc>
@@ -9958,21 +9802,7 @@
               <w:rPr>
                 <w:b/>
               </w:rPr>
-              <w:t xml:space="preserve">Buscar alumno </w:t>
-            </w:r>
-            <w:proofErr w:type="spellStart"/>
-            <w:r>
-              <w:rPr>
-                <w:b/>
-              </w:rPr>
-              <w:t>subcaso</w:t>
-            </w:r>
-            <w:proofErr w:type="spellEnd"/>
-            <w:r>
-              <w:rPr>
-                <w:b/>
-              </w:rPr>
-              <w:t>: cerrar préstamos</w:t>
+              <w:t>Buscar alumno subcaso: cerrar préstamos</w:t>
             </w:r>
           </w:p>
         </w:tc>
@@ -10117,21 +9947,7 @@
               <w:rPr>
                 <w:b/>
               </w:rPr>
-              <w:t xml:space="preserve">Buscar alumno </w:t>
-            </w:r>
-            <w:proofErr w:type="spellStart"/>
-            <w:r>
-              <w:rPr>
-                <w:b/>
-              </w:rPr>
-              <w:t>subcaso</w:t>
-            </w:r>
-            <w:proofErr w:type="spellEnd"/>
-            <w:r>
-              <w:rPr>
-                <w:b/>
-              </w:rPr>
-              <w:t>: firmar contrato</w:t>
+              <w:t>Buscar alumno subcaso: firmar contrato</w:t>
             </w:r>
           </w:p>
         </w:tc>
@@ -10272,14 +10088,12 @@
                 <w:b/>
               </w:rPr>
             </w:pPr>
-            <w:proofErr w:type="spellStart"/>
             <w:r>
               <w:rPr>
                 <w:b/>
               </w:rPr>
               <w:t>logout</w:t>
             </w:r>
-            <w:proofErr w:type="spellEnd"/>
           </w:p>
         </w:tc>
       </w:tr>
@@ -10460,15 +10274,7 @@
           </w:tcPr>
           <w:p>
             <w:r>
-              <w:t xml:space="preserve">Da acceso al sistema para poder realizar el resto de </w:t>
-            </w:r>
-            <w:proofErr w:type="gramStart"/>
-            <w:r>
-              <w:t>acciones</w:t>
-            </w:r>
-            <w:proofErr w:type="gramEnd"/>
-            <w:r>
-              <w:t>.</w:t>
+              <w:t>Da acceso al sistema para poder realizar el resto de acciones.</w:t>
             </w:r>
           </w:p>
         </w:tc>
@@ -10843,14 +10649,12 @@
                 <w:b/>
               </w:rPr>
             </w:pPr>
-            <w:proofErr w:type="spellStart"/>
             <w:r>
               <w:rPr>
                 <w:b/>
               </w:rPr>
               <w:t>logout</w:t>
             </w:r>
-            <w:proofErr w:type="spellEnd"/>
           </w:p>
         </w:tc>
       </w:tr>
@@ -11013,15 +10817,7 @@
           </w:tcPr>
           <w:p>
             <w:r>
-              <w:t xml:space="preserve">Da acceso al sistema para poder realizar el resto de </w:t>
-            </w:r>
-            <w:proofErr w:type="gramStart"/>
-            <w:r>
-              <w:t>acciones</w:t>
-            </w:r>
-            <w:proofErr w:type="gramEnd"/>
-            <w:r>
-              <w:t>.</w:t>
+              <w:t>Da acceso al sistema para poder realizar el resto de acciones.</w:t>
             </w:r>
           </w:p>
         </w:tc>
@@ -11152,21 +10948,7 @@
               <w:rPr>
                 <w:bCs/>
               </w:rPr>
-              <w:t xml:space="preserve">Se generará un fichero SQL-92 para preservar los datos. Se dará la posibilidad de exportarlos a </w:t>
-            </w:r>
-            <w:proofErr w:type="spellStart"/>
-            <w:r>
-              <w:rPr>
-                <w:bCs/>
-              </w:rPr>
-              <w:t>csv</w:t>
-            </w:r>
-            <w:proofErr w:type="spellEnd"/>
-            <w:r>
-              <w:rPr>
-                <w:bCs/>
-              </w:rPr>
-              <w:t xml:space="preserve"> también.</w:t>
+              <w:t>Se generará un fichero SQL-92 para preservar los datos. Se dará la posibilidad de exportarlos a csv también.</w:t>
             </w:r>
           </w:p>
         </w:tc>
@@ -11414,29 +11196,7 @@
               <w:rPr>
                 <w:b/>
               </w:rPr>
-              <w:t xml:space="preserve">Selección de </w:t>
-            </w:r>
-            <w:proofErr w:type="gramStart"/>
-            <w:r>
-              <w:rPr>
-                <w:b/>
-              </w:rPr>
-              <w:t xml:space="preserve">datos  </w:t>
-            </w:r>
-            <w:proofErr w:type="spellStart"/>
-            <w:r>
-              <w:rPr>
-                <w:b/>
-              </w:rPr>
-              <w:t>subcaso</w:t>
-            </w:r>
-            <w:proofErr w:type="spellEnd"/>
-            <w:proofErr w:type="gramEnd"/>
-            <w:r>
-              <w:rPr>
-                <w:b/>
-              </w:rPr>
-              <w:t>: Selección de formato</w:t>
+              <w:t>Selección de datos  subcaso: Selección de formato</w:t>
             </w:r>
           </w:p>
         </w:tc>
@@ -11496,35 +11256,7 @@
               <w:rPr>
                 <w:bCs/>
               </w:rPr>
-              <w:t xml:space="preserve">Se pedirá el formato y sus características para exportar: </w:t>
-            </w:r>
-            <w:proofErr w:type="spellStart"/>
-            <w:r>
-              <w:rPr>
-                <w:bCs/>
-              </w:rPr>
-              <w:t>json</w:t>
-            </w:r>
-            <w:proofErr w:type="spellEnd"/>
-            <w:r>
-              <w:rPr>
-                <w:bCs/>
-              </w:rPr>
-              <w:t xml:space="preserve">, </w:t>
-            </w:r>
-            <w:proofErr w:type="spellStart"/>
-            <w:r>
-              <w:rPr>
-                <w:bCs/>
-              </w:rPr>
-              <w:t>csv</w:t>
-            </w:r>
-            <w:proofErr w:type="spellEnd"/>
-            <w:r>
-              <w:rPr>
-                <w:bCs/>
-              </w:rPr>
-              <w:t>, sql-92</w:t>
+              <w:t>Se pedirá el formato y sus características para exportar: json, csv, sql-92</w:t>
             </w:r>
           </w:p>
         </w:tc>
@@ -11615,16 +11347,8 @@
               <w:rPr>
                 <w:b/>
               </w:rPr>
-              <w:t xml:space="preserve">datos </w:t>
-            </w:r>
-            <w:proofErr w:type="spellStart"/>
-            <w:r>
-              <w:rPr>
-                <w:b/>
-              </w:rPr>
-              <w:t>subcaso</w:t>
-            </w:r>
-            <w:proofErr w:type="spellEnd"/>
+              <w:t>datos subcaso</w:t>
+            </w:r>
             <w:r>
               <w:rPr>
                 <w:b/>
@@ -11783,14 +11507,12 @@
                 <w:b/>
               </w:rPr>
             </w:pPr>
-            <w:proofErr w:type="spellStart"/>
             <w:r>
               <w:rPr>
                 <w:b/>
               </w:rPr>
               <w:t>logout</w:t>
             </w:r>
-            <w:proofErr w:type="spellEnd"/>
           </w:p>
         </w:tc>
       </w:tr>
@@ -12795,18 +12517,10 @@
         <w:t xml:space="preserve">Una vez llevada a cabo la normalización, teniendo en </w:t>
       </w:r>
       <w:r>
-        <w:t>cuenta hasta la forma de Boyce-</w:t>
-      </w:r>
-      <w:proofErr w:type="spellStart"/>
-      <w:r>
-        <w:t>C</w:t>
-      </w:r>
-      <w:r>
-        <w:t>ood</w:t>
-      </w:r>
-      <w:proofErr w:type="spellEnd"/>
-      <w:r>
-        <w:t>, el resultado es el siguiente:</w:t>
+        <w:t>cuenta hasta la forma de Boyce-C</w:t>
+      </w:r>
+      <w:r>
+        <w:t>ood, el resultado es el siguiente:</w:t>
       </w:r>
     </w:p>
     <w:p>
@@ -12872,38 +12586,15 @@
       <w:r>
         <w:t xml:space="preserve">: </w:t>
       </w:r>
-      <w:proofErr w:type="spellStart"/>
       <w:r>
         <w:rPr>
           <w:u w:val="single"/>
         </w:rPr>
         <w:t>isbn</w:t>
       </w:r>
-      <w:proofErr w:type="spellEnd"/>
-      <w:r>
-        <w:t xml:space="preserve">, titulo, autor, </w:t>
-      </w:r>
-      <w:proofErr w:type="spellStart"/>
-      <w:r>
-        <w:t>numero_ejemplares</w:t>
-      </w:r>
-      <w:proofErr w:type="spellEnd"/>
-      <w:r>
-        <w:t xml:space="preserve">, </w:t>
-      </w:r>
-      <w:proofErr w:type="spellStart"/>
-      <w:r>
-        <w:t>id_materia</w:t>
-      </w:r>
-      <w:proofErr w:type="spellEnd"/>
-      <w:r>
-        <w:t xml:space="preserve">, </w:t>
-      </w:r>
-      <w:proofErr w:type="spellStart"/>
-      <w:r>
-        <w:t>id_curso</w:t>
-      </w:r>
-      <w:proofErr w:type="spellEnd"/>
+      <w:r>
+        <w:t>, titulo, autor, numero_ejemplares, id_materia, id_curso</w:t>
+      </w:r>
     </w:p>
     <w:p>
       <w:pPr>
@@ -12933,7 +12624,6 @@
       <w:pPr>
         <w:ind w:left="567"/>
       </w:pPr>
-      <w:proofErr w:type="spellStart"/>
       <w:r>
         <w:rPr>
           <w:b/>
@@ -12941,72 +12631,17 @@
         </w:rPr>
         <w:t>AlumnosCursosLibros</w:t>
       </w:r>
-      <w:proofErr w:type="spellEnd"/>
       <w:r>
         <w:t xml:space="preserve">: </w:t>
       </w:r>
-      <w:proofErr w:type="spellStart"/>
       <w:r>
         <w:rPr>
           <w:u w:val="single"/>
         </w:rPr>
-        <w:t>isbn</w:t>
-      </w:r>
-      <w:proofErr w:type="spellEnd"/>
-      <w:r>
-        <w:rPr>
-          <w:u w:val="single"/>
-        </w:rPr>
-        <w:t xml:space="preserve">, </w:t>
-      </w:r>
-      <w:proofErr w:type="spellStart"/>
-      <w:r>
-        <w:rPr>
-          <w:u w:val="single"/>
-        </w:rPr>
-        <w:t>id_alumno</w:t>
-      </w:r>
-      <w:proofErr w:type="spellEnd"/>
-      <w:r>
-        <w:rPr>
-          <w:u w:val="single"/>
-        </w:rPr>
-        <w:t xml:space="preserve">, </w:t>
-      </w:r>
-      <w:proofErr w:type="spellStart"/>
-      <w:r>
-        <w:rPr>
-          <w:u w:val="single"/>
-        </w:rPr>
-        <w:t>id_curso</w:t>
-      </w:r>
-      <w:proofErr w:type="spellEnd"/>
-      <w:r>
-        <w:t xml:space="preserve">, </w:t>
-      </w:r>
-      <w:proofErr w:type="spellStart"/>
-      <w:r>
-        <w:t>fecha_entrega</w:t>
-      </w:r>
-      <w:proofErr w:type="spellEnd"/>
-      <w:r>
-        <w:t xml:space="preserve">, </w:t>
-      </w:r>
-      <w:proofErr w:type="spellStart"/>
-      <w:r>
-        <w:t>fecha_devolucion</w:t>
-      </w:r>
-      <w:proofErr w:type="spellEnd"/>
-      <w:r>
-        <w:t xml:space="preserve">, estado (entregado, </w:t>
-      </w:r>
-      <w:proofErr w:type="spellStart"/>
-      <w:r>
-        <w:t>por_devolver</w:t>
-      </w:r>
-      <w:proofErr w:type="spellEnd"/>
-      <w:r>
-        <w:t>)</w:t>
+        <w:t>isbn, id_alumno, id_curso</w:t>
+      </w:r>
+      <w:r>
+        <w:t>, fecha_entrega, fecha_devolucion, estado (entregado, por_devolver)</w:t>
       </w:r>
     </w:p>
     <w:p>
@@ -14255,19 +13890,8 @@
                 <w:sz w:val="16"/>
                 <w:szCs w:val="16"/>
               </w:rPr>
-              <w:t xml:space="preserve">Letra del </w:t>
-            </w:r>
-            <w:proofErr w:type="spellStart"/>
-            <w:r>
-              <w:rPr>
-                <w:rFonts w:cstheme="minorHAnsi"/>
-                <w:b/>
-                <w:sz w:val="16"/>
-                <w:szCs w:val="16"/>
-              </w:rPr>
-              <w:t>niev</w:t>
-            </w:r>
-            <w:proofErr w:type="spellEnd"/>
+              <w:t>Letra del niev</w:t>
+            </w:r>
           </w:p>
         </w:tc>
       </w:tr>
@@ -14434,19 +14058,8 @@
                 <w:sz w:val="16"/>
                 <w:szCs w:val="16"/>
               </w:rPr>
-              <w:t>1ºeso, 2</w:t>
-            </w:r>
-            <w:proofErr w:type="gramStart"/>
-            <w:r>
-              <w:rPr>
-                <w:rFonts w:cstheme="minorHAnsi"/>
-                <w:b/>
-                <w:sz w:val="16"/>
-                <w:szCs w:val="16"/>
-              </w:rPr>
-              <w:t>eso….</w:t>
-            </w:r>
-            <w:proofErr w:type="gramEnd"/>
+              <w:t>1ºeso, 2eso….</w:t>
+            </w:r>
           </w:p>
         </w:tc>
       </w:tr>
@@ -14714,7 +14327,6 @@
                 <w:szCs w:val="16"/>
               </w:rPr>
             </w:pPr>
-            <w:proofErr w:type="spellStart"/>
             <w:r>
               <w:rPr>
                 <w:rFonts w:cstheme="minorHAnsi"/>
@@ -14724,7 +14336,6 @@
               </w:rPr>
               <w:t>isbn</w:t>
             </w:r>
-            <w:proofErr w:type="spellEnd"/>
           </w:p>
         </w:tc>
         <w:tc>
@@ -14874,19 +14485,8 @@
                 <w:sz w:val="16"/>
                 <w:szCs w:val="16"/>
               </w:rPr>
-              <w:t xml:space="preserve">Validar formato </w:t>
-            </w:r>
-            <w:proofErr w:type="spellStart"/>
-            <w:r>
-              <w:rPr>
-                <w:rFonts w:cstheme="minorHAnsi"/>
-                <w:b/>
-                <w:sz w:val="16"/>
-                <w:szCs w:val="16"/>
-              </w:rPr>
-              <w:t>isbn</w:t>
-            </w:r>
-            <w:proofErr w:type="spellEnd"/>
+              <w:t>Validar formato isbn</w:t>
+            </w:r>
           </w:p>
         </w:tc>
       </w:tr>
@@ -15209,7 +14809,6 @@
                 <w:szCs w:val="16"/>
               </w:rPr>
             </w:pPr>
-            <w:proofErr w:type="spellStart"/>
             <w:r>
               <w:rPr>
                 <w:rFonts w:cstheme="minorHAnsi"/>
@@ -15219,7 +14818,6 @@
               </w:rPr>
               <w:t>numero_ejemplares</w:t>
             </w:r>
-            <w:proofErr w:type="spellEnd"/>
           </w:p>
         </w:tc>
         <w:tc>
@@ -15370,7 +14968,6 @@
                 <w:szCs w:val="16"/>
               </w:rPr>
             </w:pPr>
-            <w:proofErr w:type="spellStart"/>
             <w:r>
               <w:rPr>
                 <w:rFonts w:cstheme="minorHAnsi"/>
@@ -15380,7 +14977,6 @@
               </w:rPr>
               <w:t>id_materia</w:t>
             </w:r>
-            <w:proofErr w:type="spellEnd"/>
           </w:p>
         </w:tc>
         <w:tc>
@@ -15549,7 +15145,6 @@
                 <w:szCs w:val="16"/>
               </w:rPr>
             </w:pPr>
-            <w:proofErr w:type="spellStart"/>
             <w:r>
               <w:rPr>
                 <w:rFonts w:cstheme="minorHAnsi"/>
@@ -15559,7 +15154,6 @@
               </w:rPr>
               <w:t>id_curso</w:t>
             </w:r>
-            <w:proofErr w:type="spellEnd"/>
           </w:p>
         </w:tc>
         <w:tc>
@@ -16657,27 +16251,7 @@
                 <w:sz w:val="16"/>
                 <w:szCs w:val="16"/>
               </w:rPr>
-              <w:t xml:space="preserve">0, I, </w:t>
-            </w:r>
-            <w:proofErr w:type="gramStart"/>
-            <w:r>
-              <w:rPr>
-                <w:rFonts w:cstheme="minorHAnsi"/>
-                <w:b/>
-                <w:sz w:val="16"/>
-                <w:szCs w:val="16"/>
-              </w:rPr>
-              <w:t>II  (</w:t>
-            </w:r>
-            <w:proofErr w:type="gramEnd"/>
-            <w:r>
-              <w:rPr>
-                <w:rFonts w:cstheme="minorHAnsi"/>
-                <w:b/>
-                <w:sz w:val="16"/>
-                <w:szCs w:val="16"/>
-              </w:rPr>
-              <w:t>0 para no beca, tramo I y II)</w:t>
+              <w:t>0, I, II  (0 para no beca, tramo I y II)</w:t>
             </w:r>
           </w:p>
         </w:tc>
@@ -16696,7 +16270,6 @@
                 <w:szCs w:val="16"/>
               </w:rPr>
             </w:pPr>
-            <w:proofErr w:type="spellStart"/>
             <w:r>
               <w:rPr>
                 <w:rFonts w:cstheme="minorHAnsi"/>
@@ -16706,7 +16279,6 @@
               </w:rPr>
               <w:t>bilingue</w:t>
             </w:r>
-            <w:proofErr w:type="spellEnd"/>
           </w:p>
         </w:tc>
         <w:tc>
@@ -16878,7 +16450,6 @@
                 <w:szCs w:val="16"/>
               </w:rPr>
             </w:pPr>
-            <w:proofErr w:type="spellStart"/>
             <w:r>
               <w:rPr>
                 <w:rFonts w:cstheme="minorHAnsi"/>
@@ -16888,7 +16459,6 @@
               </w:rPr>
               <w:t>alumnoscursoslibros</w:t>
             </w:r>
-            <w:proofErr w:type="spellEnd"/>
           </w:p>
         </w:tc>
       </w:tr>
@@ -17490,7 +17060,6 @@
                 <w:szCs w:val="16"/>
               </w:rPr>
             </w:pPr>
-            <w:proofErr w:type="spellStart"/>
             <w:r>
               <w:rPr>
                 <w:rFonts w:cstheme="minorHAnsi"/>
@@ -17500,7 +17069,6 @@
               </w:rPr>
               <w:t>isbn</w:t>
             </w:r>
-            <w:proofErr w:type="spellEnd"/>
           </w:p>
         </w:tc>
         <w:tc>
@@ -17678,7 +17246,6 @@
                 <w:szCs w:val="16"/>
               </w:rPr>
             </w:pPr>
-            <w:proofErr w:type="spellStart"/>
             <w:r>
               <w:rPr>
                 <w:rFonts w:cstheme="minorHAnsi"/>
@@ -17697,7 +17264,6 @@
               </w:rPr>
               <w:t>echa_entrega</w:t>
             </w:r>
-            <w:proofErr w:type="spellEnd"/>
           </w:p>
         </w:tc>
         <w:tc>
@@ -17848,7 +17414,6 @@
                 <w:szCs w:val="16"/>
               </w:rPr>
             </w:pPr>
-            <w:proofErr w:type="spellStart"/>
             <w:r>
               <w:rPr>
                 <w:rFonts w:cstheme="minorHAnsi"/>
@@ -17885,7 +17450,6 @@
               </w:rPr>
               <w:t>evolución</w:t>
             </w:r>
-            <w:proofErr w:type="spellEnd"/>
           </w:p>
         </w:tc>
         <w:tc>
@@ -18158,19 +17722,8 @@
                 <w:sz w:val="16"/>
                 <w:szCs w:val="16"/>
               </w:rPr>
-              <w:t xml:space="preserve">P: Prestado, </w:t>
-            </w:r>
-            <w:proofErr w:type="gramStart"/>
-            <w:r>
-              <w:rPr>
-                <w:rFonts w:cstheme="minorHAnsi"/>
-                <w:b/>
-                <w:sz w:val="16"/>
-                <w:szCs w:val="16"/>
-              </w:rPr>
-              <w:t>D:Devuelto</w:t>
-            </w:r>
-            <w:proofErr w:type="gramEnd"/>
+              <w:t>P: Prestado, D:Devuelto</w:t>
+            </w:r>
           </w:p>
         </w:tc>
       </w:tr>
@@ -18210,27 +17763,7 @@
           <w:sz w:val="24"/>
           <w:szCs w:val="24"/>
         </w:rPr>
-        <w:t>El programa está estructurado en diferentes archivos .</w:t>
-      </w:r>
-      <w:proofErr w:type="spellStart"/>
-      <w:r>
-        <w:rPr>
-          <w:rFonts w:eastAsiaTheme="minorEastAsia" w:cstheme="minorBidi"/>
-          <w:b w:val="0"/>
-          <w:sz w:val="24"/>
-          <w:szCs w:val="24"/>
-        </w:rPr>
-        <w:t>py</w:t>
-      </w:r>
-      <w:proofErr w:type="spellEnd"/>
-      <w:r>
-        <w:rPr>
-          <w:rFonts w:eastAsiaTheme="minorEastAsia" w:cstheme="minorBidi"/>
-          <w:b w:val="0"/>
-          <w:sz w:val="24"/>
-          <w:szCs w:val="24"/>
-        </w:rPr>
-        <w:t xml:space="preserve">, donde se registra cada una de las clases necesarias para su funcionamiento. La organización del proyecto sigue una estructura modular, lo que </w:t>
+        <w:t xml:space="preserve">El programa está estructurado en diferentes archivos .py, donde se registra cada una de las clases necesarias para su funcionamiento. La organización del proyecto sigue una estructura modular, lo que </w:t>
       </w:r>
       <w:r>
         <w:rPr>
@@ -18260,27 +17793,7 @@
           <w:sz w:val="24"/>
           <w:szCs w:val="24"/>
         </w:rPr>
-        <w:t>El almacenamiento de los datos se realiza mediante archivos de texto plano (.</w:t>
-      </w:r>
-      <w:proofErr w:type="spellStart"/>
-      <w:r>
-        <w:rPr>
-          <w:rFonts w:eastAsiaTheme="minorEastAsia" w:cstheme="minorBidi"/>
-          <w:b w:val="0"/>
-          <w:sz w:val="24"/>
-          <w:szCs w:val="24"/>
-        </w:rPr>
-        <w:t>txt</w:t>
-      </w:r>
-      <w:proofErr w:type="spellEnd"/>
-      <w:r>
-        <w:rPr>
-          <w:rFonts w:eastAsiaTheme="minorEastAsia" w:cstheme="minorBidi"/>
-          <w:b w:val="0"/>
-          <w:sz w:val="24"/>
-          <w:szCs w:val="24"/>
-        </w:rPr>
-        <w:t>), que actúan como una base de datos sencilla y adecuada para las necesidades del programa. Estos archivos permiten guardar información de forma persistente sin necesidad de utilizar sistemas más complejos.</w:t>
+        <w:t>El almacenamiento de los datos se realiza mediante archivos de texto plano (.txt), que actúan como una base de datos sencilla y adecuada para las necesidades del programa. Estos archivos permiten guardar información de forma persistente sin necesidad de utilizar sistemas más complejos.</w:t>
       </w:r>
     </w:p>
     <w:p>
@@ -18293,7 +17806,6 @@
           <w:szCs w:val="24"/>
         </w:rPr>
       </w:pPr>
-      <w:proofErr w:type="spellStart"/>
       <w:r>
         <w:rPr>
           <w:rFonts w:eastAsiaTheme="minorEastAsia" w:cstheme="minorBidi"/>
@@ -18301,17 +17813,7 @@
           <w:sz w:val="24"/>
           <w:szCs w:val="24"/>
         </w:rPr>
-        <w:t>ProgramaPrestamoLibros</w:t>
-      </w:r>
-      <w:proofErr w:type="spellEnd"/>
-      <w:r>
-        <w:rPr>
-          <w:rFonts w:eastAsiaTheme="minorEastAsia" w:cstheme="minorBidi"/>
-          <w:b w:val="0"/>
-          <w:sz w:val="24"/>
-          <w:szCs w:val="24"/>
-        </w:rPr>
-        <w:t>/</w:t>
+        <w:t>ProgramaPrestamoLibros/</w:t>
       </w:r>
     </w:p>
     <w:p>
@@ -18821,27 +18323,7 @@
           <w:sz w:val="24"/>
           <w:szCs w:val="24"/>
         </w:rPr>
-        <w:t xml:space="preserve">      |---- app.py</w:t>
-      </w:r>
-      <w:proofErr w:type="gramStart"/>
-      <w:r>
-        <w:rPr>
-          <w:rFonts w:eastAsiaTheme="minorEastAsia" w:cstheme="minorBidi"/>
-          <w:b w:val="0"/>
-          <w:sz w:val="24"/>
-          <w:szCs w:val="24"/>
-        </w:rPr>
-        <w:t xml:space="preserve">   (</w:t>
-      </w:r>
-      <w:proofErr w:type="gramEnd"/>
-      <w:r>
-        <w:rPr>
-          <w:rFonts w:eastAsiaTheme="minorEastAsia" w:cstheme="minorBidi"/>
-          <w:b w:val="0"/>
-          <w:sz w:val="24"/>
-          <w:szCs w:val="24"/>
-        </w:rPr>
-        <w:t>o main.py)</w:t>
+        <w:t xml:space="preserve">      |---- app.py   (o main.py)</w:t>
       </w:r>
     </w:p>
     <w:p>
@@ -18878,15 +18360,7 @@
     </w:p>
     <w:p>
       <w:r>
-        <w:t>Para la organización del programa se opta por almacenar la información en ficheros de texto plano (.</w:t>
-      </w:r>
-      <w:proofErr w:type="spellStart"/>
-      <w:r>
-        <w:t>txt</w:t>
-      </w:r>
-      <w:proofErr w:type="spellEnd"/>
-      <w:r>
-        <w:t>). Al iniciarse, la aplicación solicita un usuario y contraseña, que se validan con el fichero usuarios.txt. Este sistema de autenticación permite controlar el acceso sin necesidad de una base de datos compleja. Todos los ficheros se encuentran en la carpeta /datos/ del proyecto.</w:t>
+        <w:t>Para la organización del programa se opta por almacenar la información en ficheros de texto plano (.txt). Al iniciarse, la aplicación solicita un usuario y contraseña, que se validan con el fichero usuarios.txt. Este sistema de autenticación permite controlar el acceso sin necesidad de una base de datos compleja. Todos los ficheros se encuentran en la carpeta /datos/ del proyecto.</w:t>
       </w:r>
     </w:p>
     <w:p>
@@ -19037,21 +18511,8 @@
     </w:p>
     <w:p>
       <w:r>
-        <w:t xml:space="preserve">    contrato_&lt;</w:t>
-      </w:r>
-      <w:proofErr w:type="spellStart"/>
-      <w:r>
-        <w:t>IDAlumno</w:t>
-      </w:r>
-      <w:proofErr w:type="spellEnd"/>
-      <w:r>
-        <w:t>&gt;.</w:t>
-      </w:r>
-      <w:proofErr w:type="spellStart"/>
-      <w:r>
-        <w:t>txt</w:t>
-      </w:r>
-      <w:proofErr w:type="spellEnd"/>
+        <w:t xml:space="preserve">    contrato_&lt;IDAlumno&gt;.txt</w:t>
+      </w:r>
     </w:p>
     <w:p/>
     <w:p>
@@ -19424,48 +18885,20 @@
         <w:rPr>
           <w:color w:val="FF0000"/>
         </w:rPr>
-        <w:t xml:space="preserve">¿Dónde va a estar la información? Decidir si va a estar en un fichero, o una </w:t>
-      </w:r>
-      <w:proofErr w:type="spellStart"/>
-      <w:r>
+        <w:t xml:space="preserve">¿Dónde va a estar la información? Decidir si va a estar en un fichero, o una bbdd o le pido al usuario cada vez q se conecte. </w:t>
+      </w:r>
+    </w:p>
+    <w:p>
+      <w:pPr>
         <w:rPr>
           <w:color w:val="FF0000"/>
         </w:rPr>
-        <w:t>bbdd</w:t>
-      </w:r>
-      <w:proofErr w:type="spellEnd"/>
+      </w:pPr>
       <w:r>
         <w:rPr>
           <w:color w:val="FF0000"/>
         </w:rPr>
-        <w:t xml:space="preserve"> o le pido al usuario cada vez q se conecte. </w:t>
-      </w:r>
-    </w:p>
-    <w:p>
-      <w:pPr>
-        <w:rPr>
-          <w:color w:val="FF0000"/>
-        </w:rPr>
-      </w:pPr>
-      <w:r>
-        <w:rPr>
-          <w:color w:val="FF0000"/>
-        </w:rPr>
-        <w:t xml:space="preserve">Fichero, que estructura tiene los que vamos a usar nosotros. La estructura la tenemos más abajo, de </w:t>
-      </w:r>
-      <w:proofErr w:type="spellStart"/>
-      <w:r>
-        <w:rPr>
-          <w:color w:val="FF0000"/>
-        </w:rPr>
-        <w:t>Delphos</w:t>
-      </w:r>
-      <w:proofErr w:type="spellEnd"/>
-      <w:r>
-        <w:rPr>
-          <w:color w:val="FF0000"/>
-        </w:rPr>
-        <w:t xml:space="preserve">. </w:t>
+        <w:t xml:space="preserve">Fichero, que estructura tiene los que vamos a usar nosotros. La estructura la tenemos más abajo, de Delphos. </w:t>
       </w:r>
     </w:p>
     <w:p>
@@ -19487,6 +18920,19 @@
           <w:color w:val="FF0000"/>
         </w:rPr>
       </w:pPr>
+    </w:p>
+    <w:p>
+      <w:pPr>
+        <w:rPr>
+          <w:color w:val="FF0000"/>
+        </w:rPr>
+      </w:pPr>
+      <w:r>
+        <w:rPr>
+          <w:color w:val="FF0000"/>
+        </w:rPr>
+        <w:t>Este punto “está acabado, le queda poco”</w:t>
+      </w:r>
     </w:p>
     <w:p/>
     <w:p>
@@ -19567,21 +19013,7 @@
         <w:rPr>
           <w:color w:val="FF0000"/>
         </w:rPr>
-        <w:t xml:space="preserve">Habrá diagrama de </w:t>
-      </w:r>
-      <w:proofErr w:type="gramStart"/>
-      <w:r>
-        <w:rPr>
-          <w:color w:val="FF0000"/>
-        </w:rPr>
-        <w:t>app</w:t>
-      </w:r>
-      <w:proofErr w:type="gramEnd"/>
-      <w:r>
-        <w:rPr>
-          <w:color w:val="FF0000"/>
-        </w:rPr>
-        <w:t xml:space="preserve">, de menú. Todas las clases que yo necesito para gestionar mi aplicación. </w:t>
+        <w:t xml:space="preserve">Habrá diagrama de app, de menú. Todas las clases que yo necesito para gestionar mi aplicación. </w:t>
       </w:r>
     </w:p>
     <w:p/>
@@ -25142,6 +24574,7 @@
   <w:style w:type="character" w:default="1" w:styleId="Fuentedeprrafopredeter">
     <w:name w:val="Default Paragraph Font"/>
     <w:uiPriority w:val="1"/>
+    <w:semiHidden/>
     <w:unhideWhenUsed/>
   </w:style>
   <w:style w:type="table" w:default="1" w:styleId="Tablanormal">
@@ -26468,6 +25901,7 @@
     <w:rsidRoot w:val="00963B15"/>
     <w:rsid w:val="0001781A"/>
     <w:rsid w:val="0002148D"/>
+    <w:rsid w:val="00040AE9"/>
     <w:rsid w:val="00050043"/>
     <w:rsid w:val="00081F3B"/>
     <w:rsid w:val="000B76EC"/>
@@ -26540,6 +25974,7 @@
     <w:rsid w:val="00AC11EA"/>
     <w:rsid w:val="00AD281D"/>
     <w:rsid w:val="00B444FF"/>
+    <w:rsid w:val="00B744E1"/>
     <w:rsid w:val="00B8045E"/>
     <w:rsid w:val="00BA03CE"/>
     <w:rsid w:val="00BB60B5"/>

--- a/proyecto Marta.docx
+++ b/proyecto Marta.docx
@@ -411,7 +411,7 @@
                     <w:sz w:val="28"/>
                     <w:szCs w:val="28"/>
                   </w:rPr>
-                  <w:t>César San Juan Pastor</w:t>
+                  <w:t>Marta Ibáñez Payo</w:t>
                 </w:r>
               </w:sdtContent>
             </w:sdt>
@@ -18979,11 +18979,15 @@
       </w:r>
     </w:p>
     <w:p>
+      <w:pPr>
+        <w:ind w:left="720"/>
+      </w:pPr>
+    </w:p>
+    <w:p>
       <w:r>
         <w:t>Estos datos se modifican normalmente al inicio del curso o cuando hay cambios organizativos. La aplicación los utiliza en modo lectura para búsquedas, validaciones y listados.</w:t>
       </w:r>
     </w:p>
-    <w:p/>
     <w:p/>
     <w:p>
       <w:r>
@@ -19071,33 +19075,56 @@
     </w:p>
     <w:p>
       <w:r>
-        <w:t>Contiene los contratos generados al registrar un préstamo. Cada archivo incluye los datos del alumno, del libro y las condiciones del préstamo. El documento se imprime y se firma físicamente para dejar constancia del préstamo.</w:t>
-      </w:r>
+        <w:t>E</w:t>
+      </w:r>
+      <w:r>
+        <w:t>ste</w:t>
+      </w:r>
+      <w:r>
+        <w:t xml:space="preserve"> directorio c</w:t>
+      </w:r>
+      <w:r>
+        <w:t>ontiene los contratos generados al registrar un préstamo. Cada archivo incluye los datos del alumno, del libro y las condiciones del préstamo. El documento se imprime y se firma físicamente para dejar constancia del préstamo.</w:t>
+      </w:r>
+    </w:p>
+    <w:p/>
+    <w:p/>
+    <w:p>
+      <w:pPr>
+        <w:pStyle w:val="Ttulo3"/>
+      </w:pPr>
+      <w:bookmarkStart w:id="126" w:name="_Toc49341834"/>
+      <w:bookmarkStart w:id="127" w:name="_Toc170148361"/>
+      <w:bookmarkStart w:id="128" w:name="_Toc170148676"/>
+      <w:r>
+        <w:lastRenderedPageBreak/>
+        <w:t>Estructura del fichero de datos</w:t>
+      </w:r>
+      <w:bookmarkEnd w:id="126"/>
+      <w:bookmarkEnd w:id="127"/>
+      <w:bookmarkEnd w:id="128"/>
     </w:p>
     <w:p/>
     <w:p>
-      <w:pPr>
-        <w:rPr>
-          <w:b/>
-          <w:bCs/>
-          <w:u w:val="single"/>
-        </w:rPr>
-      </w:pPr>
-      <w:r>
-        <w:rPr>
-          <w:b/>
-          <w:bCs/>
-          <w:u w:val="single"/>
-        </w:rPr>
-        <w:t>Estructura de los ficheros:</w:t>
+      <w:r>
+        <w:t>La aplicación utiliza varios ficheros de texto plano (.</w:t>
+      </w:r>
+      <w:proofErr w:type="spellStart"/>
+      <w:r>
+        <w:t>txt</w:t>
+      </w:r>
+      <w:proofErr w:type="spellEnd"/>
+      <w:r>
+        <w:t>) para almacenar la información necesaria para su funcionamiento.</w:t>
+      </w:r>
+      <w:r>
+        <w:t xml:space="preserve"> </w:t>
+      </w:r>
+      <w:r>
+        <w:t xml:space="preserve">Cada fichero representa una entidad del sistema y su estructura se ha definido en función de los requisitos funcionales del proyecto. </w:t>
       </w:r>
     </w:p>
-    <w:p>
-      <w:r>
-        <w:lastRenderedPageBreak/>
-        <w:t>Cada fichero de datos utilizado por la aplicación sigue un formato de texto plano, con los campos separados por comas. La estructura de cada uno se ha definido a partir de las necesidades del sistema y de los requisitos funcionales, de forma que la información pueda cargarse, consultarse y actualizarse de manera sencilla.</w:t>
-      </w:r>
-    </w:p>
+    <w:p/>
     <w:p>
       <w:pPr>
         <w:rPr>
@@ -19110,69 +19137,19 @@
           <w:b/>
           <w:bCs/>
         </w:rPr>
-        <w:t>Fichero de alumnos (alumnos.txt)</w:t>
+        <w:t>Fichero de alumnos — alumnos.txt</w:t>
       </w:r>
     </w:p>
     <w:p>
       <w:r>
-        <w:t>Este fichero almacena toda la información relacionada con el alumnado del centro. Incluye un identificador único para cada alumno, así como sus datos personales y académicos. Su contenido permite gestionar altas, modificaciones y consultas desde la aplicación.</w:t>
+        <w:t>Contiene la información completa del alumnado del centro.</w:t>
       </w:r>
     </w:p>
     <w:p>
       <w:r>
-        <w:t>Los datos que contiene son:</w:t>
+        <w:t>Campos incluidos: identificador, nombre y apellidos, curso, materias asociadas.</w:t>
       </w:r>
     </w:p>
-    <w:p>
-      <w:pPr>
-        <w:numPr>
-          <w:ilvl w:val="0"/>
-          <w:numId w:val="32"/>
-        </w:numPr>
-      </w:pPr>
-      <w:r>
-        <w:t>Identificador del alumno</w:t>
-      </w:r>
-    </w:p>
-    <w:p>
-      <w:pPr>
-        <w:numPr>
-          <w:ilvl w:val="0"/>
-          <w:numId w:val="32"/>
-        </w:numPr>
-      </w:pPr>
-      <w:r>
-        <w:t>Nombre y apellidos</w:t>
-      </w:r>
-    </w:p>
-    <w:p>
-      <w:pPr>
-        <w:numPr>
-          <w:ilvl w:val="0"/>
-          <w:numId w:val="32"/>
-        </w:numPr>
-      </w:pPr>
-      <w:r>
-        <w:t>Curso en el que está matriculado</w:t>
-      </w:r>
-    </w:p>
-    <w:p>
-      <w:pPr>
-        <w:numPr>
-          <w:ilvl w:val="0"/>
-          <w:numId w:val="32"/>
-        </w:numPr>
-      </w:pPr>
-      <w:r>
-        <w:t>Materias asociadas</w:t>
-      </w:r>
-    </w:p>
-    <w:p>
-      <w:r>
-        <w:t>Esta información es fundamental para relacionar a cada alumno con los préstamos que realiza.</w:t>
-      </w:r>
-    </w:p>
-    <w:p/>
     <w:p>
       <w:pPr>
         <w:rPr>
@@ -19180,164 +19157,39 @@
           <w:bCs/>
         </w:rPr>
       </w:pPr>
-      <w:r>
+    </w:p>
+    <w:p>
+      <w:pPr>
         <w:rPr>
           <w:b/>
           <w:bCs/>
         </w:rPr>
-        <w:t>Fichero de libros (libros.txt)</w:t>
-      </w:r>
-    </w:p>
-    <w:p>
-      <w:r>
-        <w:t>Contiene el catálogo de libros disponibles en el centro. Incluye tanto los datos descriptivos del libro como el número de ejemplares y su estado general. Este fichero se utiliza principalmente en modo lectura, aunque la aplicación actualiza el estado de los ejemplares cuando se realiza un préstamo o una devolución.</w:t>
-      </w:r>
-    </w:p>
-    <w:p>
-      <w:r>
-        <w:t>Los campos que almacena son:</w:t>
-      </w:r>
-    </w:p>
-    <w:p>
-      <w:pPr>
-        <w:numPr>
-          <w:ilvl w:val="0"/>
-          <w:numId w:val="33"/>
-        </w:numPr>
-      </w:pPr>
-      <w:r>
-        <w:t>Código del libro</w:t>
-      </w:r>
-    </w:p>
-    <w:p>
-      <w:pPr>
-        <w:numPr>
-          <w:ilvl w:val="0"/>
-          <w:numId w:val="33"/>
-        </w:numPr>
-      </w:pPr>
-      <w:r>
-        <w:t>Título</w:t>
-      </w:r>
-    </w:p>
-    <w:p>
-      <w:pPr>
-        <w:numPr>
-          <w:ilvl w:val="0"/>
-          <w:numId w:val="33"/>
-        </w:numPr>
-      </w:pPr>
-      <w:r>
-        <w:t>Autor</w:t>
-      </w:r>
-    </w:p>
-    <w:p>
-      <w:pPr>
-        <w:numPr>
-          <w:ilvl w:val="0"/>
-          <w:numId w:val="33"/>
-        </w:numPr>
-      </w:pPr>
-      <w:r>
-        <w:t>Número total de ejemplares</w:t>
-      </w:r>
-    </w:p>
-    <w:p>
-      <w:pPr>
-        <w:numPr>
-          <w:ilvl w:val="0"/>
-          <w:numId w:val="33"/>
-        </w:numPr>
-      </w:pPr>
-      <w:r>
-        <w:t>Estado general (por ejemplo, disponible o prestado)</w:t>
-      </w:r>
-    </w:p>
-    <w:p/>
-    <w:p>
-      <w:pPr>
+      </w:pPr>
+      <w:r>
         <w:rPr>
           <w:b/>
           <w:bCs/>
         </w:rPr>
-      </w:pPr>
-      <w:r>
+        <w:t>Fichero de libros — libros.txt</w:t>
+      </w:r>
+    </w:p>
+    <w:p>
+      <w:r>
+        <w:t>Contiene el catálogo de libros del centro.</w:t>
+      </w:r>
+    </w:p>
+    <w:p>
+      <w:r>
+        <w:t>Campos incluidos: código, título, autor, número de ejemplares, estado.</w:t>
+      </w:r>
+    </w:p>
+    <w:p>
+      <w:pPr>
         <w:rPr>
           <w:b/>
           <w:bCs/>
         </w:rPr>
-        <w:t>Fichero de préstamos (prestamos.txt)</w:t>
-      </w:r>
-    </w:p>
-    <w:p>
-      <w:r>
-        <w:t>Registra todos los préstamos realizados durante el curso. Cada línea representa un préstamo individual y permite conocer qué alumno tiene cada libro, en qué fecha lo recogió y cuándo lo devolvió.</w:t>
-      </w:r>
-    </w:p>
-    <w:p>
-      <w:r>
-        <w:t>Los datos que contiene son:</w:t>
-      </w:r>
-    </w:p>
-    <w:p>
-      <w:pPr>
-        <w:numPr>
-          <w:ilvl w:val="0"/>
-          <w:numId w:val="34"/>
-        </w:numPr>
-      </w:pPr>
-      <w:r>
-        <w:t>Identificador del alumno</w:t>
-      </w:r>
-    </w:p>
-    <w:p>
-      <w:pPr>
-        <w:numPr>
-          <w:ilvl w:val="0"/>
-          <w:numId w:val="34"/>
-        </w:numPr>
-      </w:pPr>
-      <w:r>
-        <w:t>Código del libro</w:t>
-      </w:r>
-    </w:p>
-    <w:p>
-      <w:pPr>
-        <w:numPr>
-          <w:ilvl w:val="0"/>
-          <w:numId w:val="34"/>
-        </w:numPr>
-      </w:pPr>
-      <w:r>
-        <w:t>Fecha de préstamo</w:t>
-      </w:r>
-    </w:p>
-    <w:p>
-      <w:pPr>
-        <w:numPr>
-          <w:ilvl w:val="0"/>
-          <w:numId w:val="34"/>
-        </w:numPr>
-      </w:pPr>
-      <w:r>
-        <w:t>Fecha de devolución</w:t>
-      </w:r>
-    </w:p>
-    <w:p>
-      <w:pPr>
-        <w:numPr>
-          <w:ilvl w:val="0"/>
-          <w:numId w:val="34"/>
-        </w:numPr>
-      </w:pPr>
-      <w:r>
-        <w:t>Estado del préstamo (activo, devuelto, retrasado…)</w:t>
-      </w:r>
-    </w:p>
-    <w:p>
-      <w:r>
-        <w:t>Este fichero es el que más se actualiza durante el funcionamiento diario de la aplicación.</w:t>
-      </w:r>
+      </w:pPr>
     </w:p>
     <w:p>
       <w:pPr>
@@ -19351,169 +19203,76 @@
           <w:b/>
           <w:bCs/>
         </w:rPr>
-        <w:t>Ficheros estructurales: materias.txt y cursos.txt</w:t>
+        <w:t>Fichero de préstamos — prestamos.txt</w:t>
       </w:r>
     </w:p>
     <w:p>
       <w:r>
-        <w:t>Estos ficheros contienen información estable del centro, como la lista de materias impartidas y los cursos disponibles. Se modifican únicamente al inicio del curso o cuando hay cambios organizativos, y la aplicación los utiliza en modo lectura para validar datos y generar listados.</w:t>
-      </w:r>
-    </w:p>
-    <w:p/>
-    <w:p/>
-    <w:p/>
-    <w:p>
-      <w:pPr>
-        <w:rPr>
-          <w:color w:val="FF0000"/>
-        </w:rPr>
-      </w:pPr>
-      <w:r>
-        <w:rPr>
-          <w:color w:val="FF0000"/>
-        </w:rPr>
-        <w:t>Me quedo aquí.</w:t>
+        <w:t>Registra todos los préstamos realizados.</w:t>
       </w:r>
     </w:p>
     <w:p>
-      <w:pPr>
-        <w:rPr>
-          <w:color w:val="FF0000"/>
-        </w:rPr>
-      </w:pPr>
-    </w:p>
-    <w:p>
-      <w:pPr>
-        <w:rPr>
-          <w:color w:val="FF0000"/>
-        </w:rPr>
-      </w:pPr>
-      <w:r>
-        <w:rPr>
-          <w:color w:val="FF0000"/>
-        </w:rPr>
-        <w:t>Rellenar</w:t>
-      </w:r>
-      <w:r>
-        <w:rPr>
-          <w:color w:val="FF0000"/>
-        </w:rPr>
-        <w:t>.</w:t>
-      </w:r>
-    </w:p>
-    <w:p>
-      <w:pPr>
-        <w:rPr>
-          <w:color w:val="FF0000"/>
-        </w:rPr>
-      </w:pPr>
-      <w:r>
-        <w:rPr>
-          <w:color w:val="FF0000"/>
-        </w:rPr>
-        <w:t>Cómo se va a configurar. ¿Necesito clave de entrada?</w:t>
-      </w:r>
-    </w:p>
-    <w:p>
-      <w:pPr>
-        <w:rPr>
-          <w:color w:val="FF0000"/>
-        </w:rPr>
-      </w:pPr>
-      <w:r>
-        <w:rPr>
-          <w:color w:val="FF0000"/>
-        </w:rPr>
-        <w:t xml:space="preserve">¿Dónde va a estar la información? Decidir si va a estar en un fichero, o una </w:t>
-      </w:r>
-      <w:proofErr w:type="spellStart"/>
-      <w:r>
-        <w:rPr>
-          <w:color w:val="FF0000"/>
-        </w:rPr>
-        <w:t>bbdd</w:t>
-      </w:r>
-      <w:proofErr w:type="spellEnd"/>
-      <w:r>
-        <w:rPr>
-          <w:color w:val="FF0000"/>
-        </w:rPr>
-        <w:t xml:space="preserve"> o le pido al usuario cada vez q se conecte. </w:t>
-      </w:r>
-    </w:p>
-    <w:p>
-      <w:pPr>
-        <w:rPr>
-          <w:color w:val="FF0000"/>
-        </w:rPr>
-      </w:pPr>
-      <w:r>
-        <w:rPr>
-          <w:color w:val="FF0000"/>
-        </w:rPr>
-        <w:t xml:space="preserve">Fichero, que estructura tiene los que vamos a usar nosotros. La estructura la tenemos más abajo, de </w:t>
-      </w:r>
-      <w:proofErr w:type="spellStart"/>
-      <w:r>
-        <w:rPr>
-          <w:color w:val="FF0000"/>
-        </w:rPr>
-        <w:t>Delphos</w:t>
-      </w:r>
-      <w:proofErr w:type="spellEnd"/>
-      <w:r>
-        <w:rPr>
-          <w:color w:val="FF0000"/>
-        </w:rPr>
-        <w:t xml:space="preserve">. </w:t>
-      </w:r>
-    </w:p>
-    <w:p>
-      <w:pPr>
-        <w:rPr>
-          <w:color w:val="FF0000"/>
-        </w:rPr>
-      </w:pPr>
-      <w:r>
-        <w:rPr>
-          <w:color w:val="FF0000"/>
-        </w:rPr>
-        <w:t>Tengo una cabecera y hacer un análisis de los datos que voy a necesitar para mi aplicación. Voy a utilizar por ejemplo Alumno campo, campo. Y saber que voy a utilizar.</w:t>
-      </w:r>
-    </w:p>
-    <w:p>
-      <w:pPr>
-        <w:rPr>
-          <w:color w:val="FF0000"/>
-        </w:rPr>
-      </w:pPr>
+      <w:r>
+        <w:t>Campos incluidos: id del alumno, código del libro, fecha de préstamo, fecha de devolución, estado.</w:t>
+      </w:r>
     </w:p>
     <w:p/>
     <w:p>
       <w:pPr>
-        <w:pStyle w:val="Ttulo3"/>
-      </w:pPr>
-      <w:bookmarkStart w:id="126" w:name="_Toc49341834"/>
-      <w:bookmarkStart w:id="127" w:name="_Toc170148361"/>
-      <w:bookmarkStart w:id="128" w:name="_Toc170148676"/>
-      <w:r>
-        <w:t>Estructura del fichero de datos</w:t>
-      </w:r>
-      <w:bookmarkEnd w:id="126"/>
-      <w:bookmarkEnd w:id="127"/>
-      <w:bookmarkEnd w:id="128"/>
+        <w:rPr>
+          <w:b/>
+          <w:bCs/>
+        </w:rPr>
+      </w:pPr>
+      <w:r>
+        <w:rPr>
+          <w:b/>
+          <w:bCs/>
+        </w:rPr>
+        <w:t>Ficheros estructurales — materias.txt y cursos.txt</w:t>
+      </w:r>
     </w:p>
     <w:p>
+      <w:r>
+        <w:t>Incluyen la lista de materias y cursos del centro.</w:t>
+      </w:r>
+    </w:p>
+    <w:p>
+      <w:r>
+        <w:t>Se modifican solo al inicio del curso o cuando hay cambios organizativos.</w:t>
+      </w:r>
+    </w:p>
+    <w:p>
       <w:pPr>
         <w:rPr>
-          <w:color w:val="FF0000"/>
+          <w:b/>
+          <w:bCs/>
         </w:rPr>
       </w:pPr>
-      <w:r>
+    </w:p>
+    <w:p>
+      <w:pPr>
         <w:rPr>
-          <w:color w:val="FF0000"/>
+          <w:b/>
+          <w:bCs/>
         </w:rPr>
-        <w:t>Rellenar</w:t>
+      </w:pPr>
+      <w:r>
+        <w:rPr>
+          <w:b/>
+          <w:bCs/>
+        </w:rPr>
+        <w:t>Fichero de usuarios — usuarios.txt</w:t>
+      </w:r>
+    </w:p>
+    <w:p>
+      <w:r>
+        <w:t>Almacena los usuarios autorizados a acceder al sistema.</w:t>
+      </w:r>
+    </w:p>
+    <w:p>
+      <w:r>
+        <w:t>Campos incluidos: nombre de usuario, contraseña, rol (opcional).</w:t>
       </w:r>
     </w:p>
     <w:p/>
@@ -19653,6 +19412,7 @@
       <w:bookmarkStart w:id="139" w:name="_Toc170148365"/>
       <w:bookmarkStart w:id="140" w:name="_Toc170148680"/>
       <w:r>
+        <w:lastRenderedPageBreak/>
         <w:t>Diseño de las ventanas</w:t>
       </w:r>
       <w:bookmarkEnd w:id="138"/>
@@ -20136,7 +19896,7 @@
       </mc:AlternateContent>
     </w:r>
     <w:r>
-      <w:t>César San Juan Pastor</w:t>
+      <w:t>Marta Ibáñez Payo</w:t>
     </w:r>
   </w:p>
 </w:hdr>
@@ -24022,7 +23782,7 @@
   <w:abstractNum w:abstractNumId="30" w15:restartNumberingAfterBreak="0">
     <w:nsid w:val="71C309D3"/>
     <w:multiLevelType w:val="multilevel"/>
-    <w:tmpl w:val="16EEEE92"/>
+    <w:tmpl w:val="E32CBB26"/>
     <w:lvl w:ilvl="0">
       <w:start w:val="1"/>
       <w:numFmt w:val="bullet"/>
@@ -24039,20 +23799,15 @@
         <w:sz w:val="20"/>
       </w:rPr>
     </w:lvl>
-    <w:lvl w:ilvl="1" w:tentative="1">
-      <w:start w:val="1"/>
+    <w:lvl w:ilvl="1">
       <w:numFmt w:val="bullet"/>
-      <w:lvlText w:val="o"/>
-      <w:lvlJc w:val="left"/>
-      <w:pPr>
-        <w:tabs>
-          <w:tab w:val="num" w:pos="1440"/>
-        </w:tabs>
+      <w:lvlText w:val="-"/>
+      <w:lvlJc w:val="left"/>
+      <w:pPr>
         <w:ind w:left="1440" w:hanging="360"/>
       </w:pPr>
       <w:rPr>
-        <w:rFonts w:ascii="Courier New" w:hAnsi="Courier New" w:hint="default"/>
-        <w:sz w:val="20"/>
+        <w:rFonts w:ascii="Calibri" w:eastAsiaTheme="minorEastAsia" w:hAnsi="Calibri" w:cs="Calibri" w:hint="default"/>
       </w:rPr>
     </w:lvl>
     <w:lvl w:ilvl="2" w:tentative="1">
@@ -25142,6 +24897,7 @@
   <w:style w:type="character" w:default="1" w:styleId="Fuentedeprrafopredeter">
     <w:name w:val="Default Paragraph Font"/>
     <w:uiPriority w:val="1"/>
+    <w:semiHidden/>
     <w:unhideWhenUsed/>
   </w:style>
   <w:style w:type="table" w:default="1" w:styleId="Tablanormal">
@@ -26468,8 +26224,10 @@
     <w:rsidRoot w:val="00963B15"/>
     <w:rsid w:val="0001781A"/>
     <w:rsid w:val="0002148D"/>
+    <w:rsid w:val="00040AE9"/>
     <w:rsid w:val="00050043"/>
     <w:rsid w:val="00081F3B"/>
+    <w:rsid w:val="000B1D93"/>
     <w:rsid w:val="000B76EC"/>
     <w:rsid w:val="000C2B5E"/>
     <w:rsid w:val="00112C1E"/>
@@ -26540,6 +26298,8 @@
     <w:rsid w:val="00AC11EA"/>
     <w:rsid w:val="00AD281D"/>
     <w:rsid w:val="00B444FF"/>
+    <w:rsid w:val="00B53ECE"/>
+    <w:rsid w:val="00B744E1"/>
     <w:rsid w:val="00B8045E"/>
     <w:rsid w:val="00BA03CE"/>
     <w:rsid w:val="00BB60B5"/>
@@ -27353,7 +27113,7 @@
   <Abstract/>
   <CompanyAddress/>
   <CompanyPhone/>
-  <CompanyFax>César San Juan Pastor</CompanyFax>
+  <CompanyFax>Marta Ibáñez Payo</CompanyFax>
   <CompanyEmail/>
 </CoverPageProperties>
 </file>
